--- a/Prezentacja/SmartBall_kartaProj.docx
+++ b/Prezentacja/SmartBall_kartaProj.docx
@@ -246,7 +246,7 @@
                 <w:lang w:val="en-US" w:eastAsia="en-US"/>
               </w:rPr>
               <w:drawing>
-                <wp:inline distT="0" distB="0" distL="0" distR="0" wp14:anchorId="708A6EF9" wp14:editId="175C1043">
+                <wp:inline distT="0" distB="0" distL="0" distR="0" wp14:anchorId="708A6EF9" wp14:editId="1CC21FA2">
                   <wp:extent cx="837546" cy="798655"/>
                   <wp:effectExtent l="0" t="0" r="1270" b="1905"/>
                   <wp:docPr id="43" name="Picture 43"/>
@@ -1249,9 +1249,6 @@
           <w:tcPr>
             <w:tcW w:w="10074" w:type="dxa"/>
             <w:gridSpan w:val="5"/>
-            <w:tcBorders>
-              <w:bottom w:val="single" w:sz="4" w:space="0" w:color="auto"/>
-            </w:tcBorders>
             <w:shd w:val="clear" w:color="auto" w:fill="F2F2F2" w:themeFill="background1" w:themeFillShade="F2"/>
             <w:noWrap/>
           </w:tcPr>
@@ -1316,7 +1313,7 @@
             <w:pPr>
               <w:numPr>
                 <w:ilvl w:val="1"/>
-                <w:numId w:val="5"/>
+                <w:numId w:val="10"/>
               </w:numPr>
               <w:rPr>
                 <w:rFonts w:ascii="Arial" w:hAnsi="Arial" w:cs="Arial"/>
@@ -1336,11 +1333,15 @@
                 <w:sz w:val="16"/>
                 <w:szCs w:val="16"/>
               </w:rPr>
-              <w:t>Pomiar przyśpieszenia liniowego i kątowego</w:t>
-            </w:r>
-          </w:p>
-          <w:p>
-            <w:pPr>
+              <w:t>Pomiar:</w:t>
+            </w:r>
+          </w:p>
+          <w:p>
+            <w:pPr>
+              <w:numPr>
+                <w:ilvl w:val="1"/>
+                <w:numId w:val="10"/>
+              </w:numPr>
               <w:rPr>
                 <w:rFonts w:ascii="Arial" w:hAnsi="Arial" w:cs="Arial"/>
                 <w:b/>
@@ -1350,9 +1351,7 @@
                 <w:szCs w:val="16"/>
               </w:rPr>
             </w:pPr>
-          </w:p>
-          <w:p>
-            <w:pPr>
+            <w:r>
               <w:rPr>
                 <w:rFonts w:ascii="Arial" w:hAnsi="Arial" w:cs="Arial"/>
                 <w:b/>
@@ -1361,8 +1360,15 @@
                 <w:sz w:val="16"/>
                 <w:szCs w:val="16"/>
               </w:rPr>
-            </w:pPr>
-            <w:r>
+              <w:t>podkręcenia piłki</w:t>
+            </w:r>
+          </w:p>
+          <w:p>
+            <w:pPr>
+              <w:numPr>
+                <w:ilvl w:val="1"/>
+                <w:numId w:val="10"/>
+              </w:numPr>
               <w:rPr>
                 <w:rFonts w:ascii="Arial" w:hAnsi="Arial" w:cs="Arial"/>
                 <w:b/>
@@ -1371,11 +1377,8 @@
                 <w:sz w:val="16"/>
                 <w:szCs w:val="16"/>
               </w:rPr>
-              <w:t>Łączność bezprzewodowa do wymiany informacji z telefonem</w:t>
-            </w:r>
-          </w:p>
-          <w:p>
-            <w:pPr>
+            </w:pPr>
+            <w:r>
               <w:rPr>
                 <w:rFonts w:ascii="Arial" w:hAnsi="Arial" w:cs="Arial"/>
                 <w:b/>
@@ -1384,7 +1387,89 @@
                 <w:sz w:val="16"/>
                 <w:szCs w:val="16"/>
               </w:rPr>
-            </w:pPr>
+              <w:t>siły uderzenia</w:t>
+            </w:r>
+          </w:p>
+          <w:p>
+            <w:pPr>
+              <w:numPr>
+                <w:ilvl w:val="1"/>
+                <w:numId w:val="10"/>
+              </w:numPr>
+              <w:rPr>
+                <w:rFonts w:ascii="Arial" w:hAnsi="Arial" w:cs="Arial"/>
+                <w:b/>
+                <w:bCs/>
+                <w:color w:val="000000"/>
+                <w:sz w:val="16"/>
+                <w:szCs w:val="16"/>
+              </w:rPr>
+            </w:pPr>
+            <w:r>
+              <w:rPr>
+                <w:rFonts w:ascii="Arial" w:hAnsi="Arial" w:cs="Arial"/>
+                <w:b/>
+                <w:bCs/>
+                <w:color w:val="000000"/>
+                <w:sz w:val="16"/>
+                <w:szCs w:val="16"/>
+              </w:rPr>
+              <w:t>Wyznaczenie toru lotu piłki</w:t>
+            </w:r>
+          </w:p>
+          <w:p>
+            <w:pPr>
+              <w:numPr>
+                <w:ilvl w:val="1"/>
+                <w:numId w:val="10"/>
+              </w:numPr>
+              <w:rPr>
+                <w:rFonts w:ascii="Arial" w:hAnsi="Arial" w:cs="Arial"/>
+                <w:b/>
+                <w:bCs/>
+                <w:color w:val="000000"/>
+                <w:sz w:val="16"/>
+                <w:szCs w:val="16"/>
+              </w:rPr>
+            </w:pPr>
+            <w:r>
+              <w:rPr>
+                <w:rFonts w:ascii="Arial" w:hAnsi="Arial" w:cs="Arial"/>
+                <w:b/>
+                <w:bCs/>
+                <w:color w:val="000000"/>
+                <w:sz w:val="16"/>
+                <w:szCs w:val="16"/>
+              </w:rPr>
+              <w:t>Aproksymacja miejsca uderzenia/kopnięcia</w:t>
+            </w:r>
+          </w:p>
+          <w:p>
+            <w:pPr>
+              <w:numPr>
+                <w:ilvl w:val="1"/>
+                <w:numId w:val="10"/>
+              </w:numPr>
+              <w:rPr>
+                <w:rFonts w:ascii="Arial" w:hAnsi="Arial" w:cs="Arial"/>
+                <w:b/>
+                <w:bCs/>
+                <w:color w:val="000000"/>
+                <w:sz w:val="16"/>
+                <w:szCs w:val="16"/>
+              </w:rPr>
+            </w:pPr>
+            <w:r>
+              <w:rPr>
+                <w:rFonts w:ascii="Arial" w:hAnsi="Arial" w:cs="Arial"/>
+                <w:b/>
+                <w:bCs/>
+                <w:color w:val="000000"/>
+                <w:sz w:val="16"/>
+                <w:szCs w:val="16"/>
+              </w:rPr>
+              <w:t>Gromadzenie i wyświetlanie informacji w aplikacji mobilnej</w:t>
+            </w:r>
           </w:p>
           <w:p>
             <w:pPr>
@@ -1404,6 +1489,42 @@
                 <w:ilvl w:val="1"/>
                 <w:numId w:val="7"/>
               </w:numPr>
+              <w:rPr>
+                <w:rFonts w:ascii="Arial" w:hAnsi="Arial" w:cs="Arial"/>
+                <w:b/>
+                <w:bCs/>
+                <w:color w:val="000000"/>
+                <w:sz w:val="16"/>
+                <w:szCs w:val="16"/>
+              </w:rPr>
+            </w:pPr>
+          </w:p>
+        </w:tc>
+      </w:tr>
+      <w:tr>
+        <w:tblPrEx>
+          <w:tblCellMar>
+            <w:left w:w="70" w:type="dxa"/>
+            <w:right w:w="70" w:type="dxa"/>
+          </w:tblCellMar>
+          <w:tblLook w:val="0000" w:firstRow="0" w:lastRow="0" w:firstColumn="0" w:lastColumn="0" w:noHBand="0" w:noVBand="0"/>
+        </w:tblPrEx>
+        <w:trPr>
+          <w:cantSplit/>
+          <w:trHeight w:val="228"/>
+        </w:trPr>
+        <w:tc>
+          <w:tcPr>
+            <w:tcW w:w="10074" w:type="dxa"/>
+            <w:gridSpan w:val="5"/>
+            <w:tcBorders>
+              <w:bottom w:val="single" w:sz="4" w:space="0" w:color="auto"/>
+            </w:tcBorders>
+            <w:shd w:val="clear" w:color="auto" w:fill="F2F2F2" w:themeFill="background1" w:themeFillShade="F2"/>
+            <w:noWrap/>
+          </w:tcPr>
+          <w:p>
+            <w:pPr>
               <w:rPr>
                 <w:rFonts w:ascii="Arial" w:hAnsi="Arial" w:cs="Arial"/>
                 <w:b/>
@@ -1964,6 +2085,7 @@
               </w:rPr>
             </w:pPr>
             <w:r>
+              <w:lastRenderedPageBreak/>
               <w:t>Zasilanie</w:t>
             </w:r>
           </w:p>
@@ -2059,7 +2181,6 @@
               </w:rPr>
             </w:pPr>
             <w:r>
-              <w:lastRenderedPageBreak/>
               <w:t xml:space="preserve">Tryb </w:t>
             </w:r>
             <w:proofErr w:type="spellStart"/>
@@ -5051,13 +5172,7 @@
         <w:t xml:space="preserve">Uzasadnienie: Żyroskop </w:t>
       </w:r>
       <w:r>
-        <w:t>L3G4200D</w:t>
-      </w:r>
-      <w:r>
-        <w:t xml:space="preserve"> </w:t>
-      </w:r>
-      <w:r>
-        <w:t>łączy w sobie odpowiedni zakres pomiarowy ±2000°/s, niski pobór energii (~7 </w:t>
+        <w:t>L3G4200D łączy w sobie odpowiedni zakres pomiarowy ±2000°/s, niski pobór energii (~7 </w:t>
       </w:r>
       <w:proofErr w:type="spellStart"/>
       <w:r>
@@ -6789,6 +6904,7 @@
       </w:pPr>
       <w:r>
         <w:rPr>
+          <w:noProof/>
           <w:lang w:val="en-PL"/>
         </w:rPr>
         <w:drawing>
@@ -6839,6 +6955,7 @@
       </w:pPr>
       <w:r>
         <w:rPr>
+          <w:noProof/>
           <w:lang w:val="en-PL"/>
         </w:rPr>
         <w:drawing>
@@ -6899,6 +7016,7 @@
       </w:pPr>
       <w:r>
         <w:rPr>
+          <w:noProof/>
           <w:lang w:val="en-PL"/>
         </w:rPr>
         <w:lastRenderedPageBreak/>
@@ -7681,6 +7799,64 @@
       </w:pPr>
     </w:lvl>
   </w:abstractNum>
+  <w:abstractNum w:abstractNumId="9" w15:restartNumberingAfterBreak="0">
+    <w:nsid w:val="793C3BA7"/>
+    <w:multiLevelType w:val="hybridMultilevel"/>
+    <w:tmpl w:val="57A01BF2"/>
+    <w:lvl w:ilvl="0" w:tplc="FFFFFFFF">
+      <w:start w:val="1"/>
+      <w:numFmt w:val="ideographDigital"/>
+      <w:lvlText w:val=""/>
+      <w:lvlJc w:val="left"/>
+    </w:lvl>
+    <w:lvl w:ilvl="1" w:tplc="08090001">
+      <w:start w:val="1"/>
+      <w:numFmt w:val="bullet"/>
+      <w:lvlText w:val=""/>
+      <w:lvlJc w:val="left"/>
+      <w:pPr>
+        <w:ind w:left="360" w:hanging="360"/>
+      </w:pPr>
+      <w:rPr>
+        <w:rFonts w:ascii="Symbol" w:hAnsi="Symbol" w:hint="default"/>
+      </w:rPr>
+    </w:lvl>
+    <w:lvl w:ilvl="2" w:tplc="FFFFFFFF">
+      <w:numFmt w:val="decimal"/>
+      <w:lvlText w:val=""/>
+      <w:lvlJc w:val="left"/>
+    </w:lvl>
+    <w:lvl w:ilvl="3" w:tplc="FFFFFFFF">
+      <w:numFmt w:val="decimal"/>
+      <w:lvlText w:val=""/>
+      <w:lvlJc w:val="left"/>
+    </w:lvl>
+    <w:lvl w:ilvl="4" w:tplc="FFFFFFFF">
+      <w:numFmt w:val="decimal"/>
+      <w:lvlText w:val=""/>
+      <w:lvlJc w:val="left"/>
+    </w:lvl>
+    <w:lvl w:ilvl="5" w:tplc="FFFFFFFF">
+      <w:numFmt w:val="decimal"/>
+      <w:lvlText w:val=""/>
+      <w:lvlJc w:val="left"/>
+    </w:lvl>
+    <w:lvl w:ilvl="6" w:tplc="FFFFFFFF">
+      <w:numFmt w:val="decimal"/>
+      <w:lvlText w:val=""/>
+      <w:lvlJc w:val="left"/>
+    </w:lvl>
+    <w:lvl w:ilvl="7" w:tplc="FFFFFFFF">
+      <w:numFmt w:val="decimal"/>
+      <w:lvlText w:val=""/>
+      <w:lvlJc w:val="left"/>
+    </w:lvl>
+    <w:lvl w:ilvl="8" w:tplc="FFFFFFFF">
+      <w:numFmt w:val="decimal"/>
+      <w:lvlText w:val=""/>
+      <w:lvlJc w:val="left"/>
+    </w:lvl>
+  </w:abstractNum>
   <w:num w:numId="1" w16cid:durableId="121312485">
     <w:abstractNumId w:val="5"/>
   </w:num>
@@ -7707,6 +7883,9 @@
   </w:num>
   <w:num w:numId="9" w16cid:durableId="677347243">
     <w:abstractNumId w:val="2"/>
+  </w:num>
+  <w:num w:numId="10" w16cid:durableId="1102725949">
+    <w:abstractNumId w:val="9"/>
   </w:num>
 </w:numbering>
 </file>
@@ -8103,6 +8282,7 @@
   <w:style w:type="character" w:default="1" w:styleId="DefaultParagraphFont">
     <w:name w:val="Default Paragraph Font"/>
     <w:uiPriority w:val="1"/>
+    <w:semiHidden/>
     <w:unhideWhenUsed/>
   </w:style>
   <w:style w:type="table" w:default="1" w:styleId="TableNormal">
@@ -8528,6 +8708,15 @@
 </file>
 
 <file path=customXml/item1.xml><?xml version="1.0" encoding="utf-8"?>
+<?mso-contentType ?>
+<FormTemplates xmlns="http://schemas.microsoft.com/sharepoint/v3/contenttype/forms">
+  <Display>DocumentLibraryForm</Display>
+  <Edit>DocumentLibraryForm</Edit>
+  <New>DocumentLibraryForm</New>
+</FormTemplates>
+</file>
+
+<file path=customXml/item2.xml><?xml version="1.0" encoding="utf-8"?>
 <ct:contentTypeSchema xmlns:ct="http://schemas.microsoft.com/office/2006/metadata/contentType" xmlns:ma="http://schemas.microsoft.com/office/2006/metadata/properties/metaAttributes" ct:_="" ma:_="" ma:contentTypeName="Dokument" ma:contentTypeID="0x010100F4FC4B487C1CCF46883DBB9D5E3B265D" ma:contentTypeVersion="4" ma:contentTypeDescription="Utwórz nowy dokument." ma:contentTypeScope="" ma:versionID="e1d3ff8e2e7d1bf051ace04f9a8ad826">
   <xsd:schema xmlns:xsd="http://www.w3.org/2001/XMLSchema" xmlns:xs="http://www.w3.org/2001/XMLSchema" xmlns:p="http://schemas.microsoft.com/office/2006/metadata/properties" xmlns:ns2="fd92f44d-89ca-4161-b123-1478065cc796" targetNamespace="http://schemas.microsoft.com/office/2006/metadata/properties" ma:root="true" ma:fieldsID="ec5d09bc9bf484fa1f210e4816143be7" ns2:_="">
     <xsd:import namespace="fd92f44d-89ca-4161-b123-1478065cc796"/>
@@ -8671,26 +8860,25 @@
 </ct:contentTypeSchema>
 </file>
 
-<file path=customXml/item2.xml><?xml version="1.0" encoding="utf-8"?>
-<?mso-contentType ?>
-<FormTemplates xmlns="http://schemas.microsoft.com/sharepoint/v3/contenttype/forms">
-  <Display>DocumentLibraryForm</Display>
-  <Edit>DocumentLibraryForm</Edit>
-  <New>DocumentLibraryForm</New>
-</FormTemplates>
+<file path=customXml/item3.xml><?xml version="1.0" encoding="utf-8"?>
+<b:Sources xmlns:b="http://schemas.openxmlformats.org/officeDocument/2006/bibliography" xmlns="http://schemas.openxmlformats.org/officeDocument/2006/bibliography" SelectedStyle="\APA.XSL" StyleName="APA"/>
 </file>
 
-<file path=customXml/item3.xml><?xml version="1.0" encoding="utf-8"?>
+<file path=customXml/item4.xml><?xml version="1.0" encoding="utf-8"?>
 <p:properties xmlns:p="http://schemas.microsoft.com/office/2006/metadata/properties" xmlns:xsi="http://www.w3.org/2001/XMLSchema-instance" xmlns:pc="http://schemas.microsoft.com/office/infopath/2007/PartnerControls">
   <documentManagement/>
 </p:properties>
 </file>
 
-<file path=customXml/item4.xml><?xml version="1.0" encoding="utf-8"?>
-<b:Sources xmlns:b="http://schemas.openxmlformats.org/officeDocument/2006/bibliography" xmlns="http://schemas.openxmlformats.org/officeDocument/2006/bibliography" SelectedStyle="\APA.XSL" StyleName="APA"/>
+<file path=customXml/itemProps1.xml><?xml version="1.0" encoding="utf-8"?>
+<ds:datastoreItem xmlns:ds="http://schemas.openxmlformats.org/officeDocument/2006/customXml" ds:itemID="{D6E13CF8-5F9A-4E41-8992-862EB274AA90}">
+  <ds:schemaRefs>
+    <ds:schemaRef ds:uri="http://schemas.microsoft.com/sharepoint/v3/contenttype/forms"/>
+  </ds:schemaRefs>
+</ds:datastoreItem>
 </file>
 
-<file path=customXml/itemProps1.xml><?xml version="1.0" encoding="utf-8"?>
+<file path=customXml/itemProps2.xml><?xml version="1.0" encoding="utf-8"?>
 <ds:datastoreItem xmlns:ds="http://schemas.openxmlformats.org/officeDocument/2006/customXml" ds:itemID="{C43D7AC9-430B-45F8-AD18-A3B5599EC4C9}">
   <ds:schemaRefs>
     <ds:schemaRef ds:uri="http://schemas.microsoft.com/office/2006/metadata/contentType"/>
@@ -8708,27 +8896,19 @@
 </ds:datastoreItem>
 </file>
 
-<file path=customXml/itemProps2.xml><?xml version="1.0" encoding="utf-8"?>
-<ds:datastoreItem xmlns:ds="http://schemas.openxmlformats.org/officeDocument/2006/customXml" ds:itemID="{D6E13CF8-5F9A-4E41-8992-862EB274AA90}">
+<file path=customXml/itemProps3.xml><?xml version="1.0" encoding="utf-8"?>
+<ds:datastoreItem xmlns:ds="http://schemas.openxmlformats.org/officeDocument/2006/customXml" ds:itemID="{48DC7F39-B99E-4AB2-87FA-507C08B473E3}">
   <ds:schemaRefs>
-    <ds:schemaRef ds:uri="http://schemas.microsoft.com/sharepoint/v3/contenttype/forms"/>
+    <ds:schemaRef ds:uri="http://schemas.openxmlformats.org/officeDocument/2006/bibliography"/>
   </ds:schemaRefs>
 </ds:datastoreItem>
 </file>
 
-<file path=customXml/itemProps3.xml><?xml version="1.0" encoding="utf-8"?>
+<file path=customXml/itemProps4.xml><?xml version="1.0" encoding="utf-8"?>
 <ds:datastoreItem xmlns:ds="http://schemas.openxmlformats.org/officeDocument/2006/customXml" ds:itemID="{FDF625A7-56F0-4EED-AFD6-226489BB56D8}">
   <ds:schemaRefs>
     <ds:schemaRef ds:uri="http://schemas.microsoft.com/office/2006/metadata/properties"/>
     <ds:schemaRef ds:uri="http://schemas.microsoft.com/office/infopath/2007/PartnerControls"/>
   </ds:schemaRefs>
 </ds:datastoreItem>
-</file>
-
-<file path=customXml/itemProps4.xml><?xml version="1.0" encoding="utf-8"?>
-<ds:datastoreItem xmlns:ds="http://schemas.openxmlformats.org/officeDocument/2006/customXml" ds:itemID="{48DC7F39-B99E-4AB2-87FA-507C08B473E3}">
-  <ds:schemaRefs>
-    <ds:schemaRef ds:uri="http://schemas.openxmlformats.org/officeDocument/2006/bibliography"/>
-  </ds:schemaRefs>
-</ds:datastoreItem>
 </file>